--- a/Устав/_документы/Положение ЦАКФ — новая редакция.docx
+++ b/Устав/_документы/Положение ЦАКФ — новая редакция.docx
@@ -59,7 +59,21 @@
           <w:b/>
           <w:bCs/>
         </w:rPr>
-        <w:t>УТВЕРЖДЕНО: Решением № 2 от «24» марта 2024 года; новая редакция — письменным уведомлением Учредителя № ___ от «___» __________ 2026 года с письменного согласия Верховного попечителя</w:t>
+        <w:t xml:space="preserve">УТВЕРЖДЕНО: Решением № 2 от «24» марта 2024 года; новая редакция </w:t>
+      </w:r>
+      <w:r>
+        <w:rPr>
+          <w:b/>
+          <w:bCs/>
+        </w:rPr>
+        <w:t>–</w:t>
+      </w:r>
+      <w:r>
+        <w:rPr>
+          <w:b/>
+          <w:bCs/>
+        </w:rPr>
+        <w:t xml:space="preserve"> письменным уведомлением Учредителя № ___ от «___» __________ 2026 года с письменного согласия Верховного попечителя</w:t>
       </w:r>
     </w:p>
     <w:p>
@@ -164,7 +178,7 @@
         <w:ind w:left="567"/>
       </w:pPr>
       <w:r>
-        <w:t>5. НАЗНАЧЕНИЕ И ПРЕКРАЩЕНИЕ ПОЛНОМОЧИЙ ЧЛЕНОВ ПОПЕЧИТЕЛЬСКОГО СОВЕТА .................................................... 6</w:t>
+        <w:t>5. НАЗНАЧЕНИЕ И ПРЕКРАЩЕНИЕ ПОЛНОМОЧИЙ ЧЛЕНОВ ПОПЕЧИТЕЛЬСКОГО СОВЕТА .................................................... 7</w:t>
       </w:r>
     </w:p>
     <w:p>
@@ -182,7 +196,7 @@
         <w:ind w:left="567"/>
       </w:pPr>
       <w:r>
-        <w:t>7. НАЗНАЧЕНИЕ И ПРЕКРАЩЕНИЕ ПОЛНОМОЧИЙ ЧЛЕНОВ СОВЕТА ......................................................................................... 7</w:t>
+        <w:t>7. НАЗНАЧЕНИЕ И ПРЕКРАЩЕНИЕ ПОЛНОМОЧИЙ ЧЛЕНОВ СОВЕТА ......................................................................................... 8</w:t>
       </w:r>
     </w:p>
     <w:p>
@@ -191,7 +205,7 @@
         <w:ind w:left="567"/>
       </w:pPr>
       <w:r>
-        <w:t>8. ПОЛНОМОЧИЯ И ФУНКЦИИ УПРАВЛЯЮЩЕГО СОВЕТА ....... 8</w:t>
+        <w:t>8. ПОЛНОМОЧИЯ И ФУНКЦИИ УПРАВЛЯЮЩЕГО СОВЕТА ....... 9</w:t>
       </w:r>
     </w:p>
     <w:p>
@@ -218,7 +232,7 @@
         <w:ind w:left="567"/>
       </w:pPr>
       <w:r>
-        <w:t>11. ПОРЯДОК РАБОТЫ СОВЕТА ....................................................... 10</w:t>
+        <w:t>11. ПОРЯДОК РАБОТЫ СОВЕТА ....................................................... 11</w:t>
       </w:r>
     </w:p>
     <w:p>
@@ -236,7 +250,7 @@
         <w:ind w:left="567"/>
       </w:pPr>
       <w:r>
-        <w:t>13. СЕКРЕТАРЬ .................................................................................. 11</w:t>
+        <w:t>13. СЕКРЕТАРЬ .................................................................................. 12</w:t>
       </w:r>
     </w:p>
     <w:p>
@@ -245,7 +259,7 @@
         <w:ind w:left="567"/>
       </w:pPr>
       <w:r>
-        <w:t>14. ИМУЩЕСТВО И ДОХОД ФОНДА ................................................ 11</w:t>
+        <w:t>14. ИМУЩЕСТВО И ДОХОД ФОНДА ................................................ 12</w:t>
       </w:r>
     </w:p>
     <w:p>
@@ -254,7 +268,7 @@
         <w:ind w:left="567"/>
       </w:pPr>
       <w:r>
-        <w:t>15. ВНЕСЕНИЕ ИЗМЕНЕНИЙ В НАСТОЯЩЕЕ ПОЛОЖЕНИЕ .............. 11</w:t>
+        <w:t>15. ВНЕСЕНИЕ ИЗМЕНЕНИЙ В НАСТОЯЩЕЕ ПОЛОЖЕНИЕ .............. 12</w:t>
       </w:r>
     </w:p>
     <w:p>
@@ -272,7 +286,7 @@
         <w:ind w:left="567"/>
       </w:pPr>
       <w:r>
-        <w:t>ПРИЛОЖЕНИЯ 1–3 ...................................................................... 13</w:t>
+        <w:t>ПРИЛОЖЕНИЯ 1–3 ...................................................................... 14</w:t>
       </w:r>
     </w:p>
     <w:p>
@@ -311,7 +325,13 @@
         <w:ind w:firstLine="567"/>
       </w:pPr>
       <w:r>
-        <w:t>1) «ЦАКФ», «Проектный офис для Центральной Азии по изменению климата и зеленой энергетике» либо «Фонд» означает «Центрально-Азиатский климатический Фонд», далее — Фонд;</w:t>
+        <w:t xml:space="preserve">1) «ЦАКФ», «Проектный офис для Центральной Азии по изменению климата и зеленой энергетике» либо «Фонд» означает «Центрально-Азиатский климатический Фонд», далее </w:t>
+      </w:r>
+      <w:r>
+        <w:t>–</w:t>
+      </w:r>
+      <w:r>
+        <w:t xml:space="preserve"> Фонд;</w:t>
       </w:r>
     </w:p>
     <w:p>
@@ -401,7 +421,13 @@
         <w:ind w:firstLine="567"/>
       </w:pPr>
       <w:r>
-        <w:t>11) «Совет» означает физическое и/или юридическое лицо — члена Управляющего совета, осуществляющего свои обязанности в соответствии с настоящим Положением;</w:t>
+        <w:t xml:space="preserve">11) «Совет» означает физическое и/или юридическое лицо </w:t>
+      </w:r>
+      <w:r>
+        <w:t>–</w:t>
+      </w:r>
+      <w:r>
+        <w:t xml:space="preserve"> члена Управляющего совета, осуществляющего свои обязанности в соответствии с настоящим Положением;</w:t>
       </w:r>
     </w:p>
     <w:p>
@@ -551,7 +577,13 @@
         <w:ind w:firstLine="567"/>
       </w:pPr>
       <w:r>
-        <w:t>2.1. Учредитель — юридическое лицо, учредившее Фонд, за которым закрепляются следующие полномочия:</w:t>
+        <w:t xml:space="preserve">2.1. Учредитель </w:t>
+      </w:r>
+      <w:r>
+        <w:t>–</w:t>
+      </w:r>
+      <w:r>
+        <w:t xml:space="preserve"> юридическое лицо, учредившее Фонд, за которым закрепляются следующие полномочия:</w:t>
       </w:r>
     </w:p>
     <w:p>
@@ -701,52 +733,34 @@
         <w:ind w:firstLine="567"/>
       </w:pPr>
       <w:r>
-        <w:t>а) утверждает приобретение, распоряжение и использование основных средств Фонда стоимостью свыше восьмитысячекратного размера месячного расчетного показателя, установленного на соответствующий финансовый год;</w:t>
-      </w:r>
-    </w:p>
-    <w:p>
-      <w:pPr>
-        <w:spacing w:after="160"/>
-        <w:ind w:firstLine="567"/>
-      </w:pPr>
-      <w:r>
-        <w:t>б) утверждает годовые отчеты о деятельности Фонда, представляемые Управляющим советом;</w:t>
-      </w:r>
-    </w:p>
-    <w:p>
-      <w:pPr>
-        <w:spacing w:after="160"/>
-        <w:ind w:firstLine="567"/>
-      </w:pPr>
-      <w:r>
-        <w:t>в) определяет стратегических партнеров Фонда, международные организации, учреждения либо иных юридических и физических лиц применительно к целям Фонда;</w:t>
-      </w:r>
-    </w:p>
-    <w:p>
-      <w:pPr>
-        <w:spacing w:after="160"/>
-        <w:ind w:firstLine="567"/>
-      </w:pPr>
-      <w:r>
-        <w:t>г) определяет приоритетные направления целей и деятельности Фонда;</w:t>
-      </w:r>
-    </w:p>
-    <w:p>
-      <w:pPr>
-        <w:spacing w:after="160"/>
-        <w:ind w:firstLine="567"/>
-      </w:pPr>
-      <w:r>
-        <w:t>д) утверждает политики Фонда (в том числе кадровую, антикоррупционную, по противодействию отмыванию денег и финансированию терроризма, раскрытия информации, взаимодействия с заинтересованными сторонами, по проектам) по представлению Управляющего совета.</w:t>
-      </w:r>
-    </w:p>
-    <w:p>
-      <w:pPr>
-        <w:spacing w:after="160"/>
-        <w:ind w:firstLine="567"/>
-      </w:pPr>
-      <w:r>
-        <w:t>Расходы на операционную деятельность Фонда, а также приобретение, распоряжение и использование основных средств стоимостью до размера, указанного в подпункте а) настоящего пункта, в пределах утвержденного бюджета Фонда согласования с Верховным попечителем и одобрения Попечительского совета не требуют.</w:t>
+        <w:t>а) утверждает годовые отчеты о деятельности Фонда, представляемые Управляющим советом;</w:t>
+      </w:r>
+    </w:p>
+    <w:p>
+      <w:pPr>
+        <w:spacing w:after="160"/>
+        <w:ind w:firstLine="567"/>
+      </w:pPr>
+      <w:r>
+        <w:t>б) определяет стратегических партнеров Фонда, международные организации, учреждения либо иных юридических и физических лиц применительно к целям Фонда;</w:t>
+      </w:r>
+    </w:p>
+    <w:p>
+      <w:pPr>
+        <w:spacing w:after="160"/>
+        <w:ind w:firstLine="567"/>
+      </w:pPr>
+      <w:r>
+        <w:t>в) определяет приоритетные направления целей и деятельности Фонда.</w:t>
+      </w:r>
+    </w:p>
+    <w:p>
+      <w:pPr>
+        <w:spacing w:after="160"/>
+        <w:ind w:firstLine="567"/>
+      </w:pPr>
+      <w:r>
+        <w:t>Утверждение бюджета и политик Фонда, решения о приобретении, распоряжении и использовании основных средств Фонда, а также расходы на операционную деятельность Фонда одобрения Попечительского совета не требуют и осуществляются в порядке пунктов 3.11, 8.4, 8.7 и 14.1.</w:t>
       </w:r>
     </w:p>
     <w:p>
@@ -809,7 +823,7 @@
         <w:ind w:firstLine="567"/>
       </w:pPr>
       <w:r>
-        <w:t>б) утверждать бюджет Фонда по предложению Управляющего совета и с учетом приоритетных направлений, определенных Попечительским советом;</w:t>
+        <w:t>б) получать уведомления об утверждении и изменении бюджета и политик Фонда, а также о решениях, указанных в подпункте а) пункта 14.1, и возражать против них в порядке пункта 3.11;</w:t>
       </w:r>
     </w:p>
     <w:p>
@@ -881,7 +895,13 @@
         <w:ind w:firstLine="567"/>
       </w:pPr>
       <w:r>
-        <w:t>3.7. Оклады, вознаграждение и премии Верховного попечителя и Попечителей определяются коллегиально Попечительским советом и утверждаются на его заседании, а при отсутствии Попечителей — Верховным попечителем единолично. Попечительский совет уведомляет Учредителя о принятом решении путем направления протокола заседания.</w:t>
+        <w:t xml:space="preserve">3.7. Оклады, вознаграждение и премии Верховного попечителя и Попечителей определяются коллегиально Попечительским советом и утверждаются на его заседании, а при отсутствии Попечителей </w:t>
+      </w:r>
+      <w:r>
+        <w:t>–</w:t>
+      </w:r>
+      <w:r>
+        <w:t xml:space="preserve"> Верховным попечителем единолично. Попечительский совет уведомляет Учредителя о принятом решении путем направления протокола заседания.</w:t>
       </w:r>
     </w:p>
     <w:p>
@@ -900,6 +920,33 @@
       </w:pPr>
       <w:r>
         <w:t>3.9. Попечительский совет по решению Верховного попечителя может иметь секретаря и (или) рабочий орган, обеспечивающий его деятельность.</w:t>
+      </w:r>
+    </w:p>
+    <w:p>
+      <w:pPr>
+        <w:spacing w:after="160"/>
+        <w:ind w:firstLine="567"/>
+      </w:pPr>
+      <w:r>
+        <w:t>3.10. Вопросы, требующие одобрения, утверждения или согласования Верховного попечителя (Попечительского совета), вносятся Управляющим советом в письменной форме, в том числе по электронной почте, с приложением необходимых материалов. Если в течение 10 (десяти) рабочих дней со дня получения материалов Верховный попечитель (Попечительский совет) не сообщил Управляющему совету о своем решении или о продлении срока рассмотрения, вопрос считается одобренным (утвержденным, согласованным). Срок рассмотрения может быть однократно продлен не более чем на 10 (десять) рабочих дней с письменным уведомлением Управляющего совета. Настоящий пункт не применяется к согласию на внесение изменений в Устав и Положение (подпункт в) пункта 2.1, раздел 15) и к назначению и отстранению членов Управляющего совета (подпункт а) пункта 3.5).</w:t>
+      </w:r>
+    </w:p>
+    <w:p>
+      <w:pPr>
+        <w:spacing w:after="160"/>
+        <w:ind w:firstLine="567"/>
+      </w:pPr>
+      <w:r>
+        <w:t>3.11. Об утверждении и изменении бюджета и политик Фонда, а также о решениях, указанных в подпункте а) пункта 14.1, Управляющий совет уведомляет Верховного попечителя в течение 5 (пяти) рабочих дней со дня принятия решения с приложением утвержденного документа. Верховный попечитель вправе в течение 10 (десяти) рабочих дней со дня получения уведомления направить Управляющему совету мотивированное письменное возражение. Решение исполняется по истечении указанного срока, если возражение не направлено, либо ранее – при письменном подтверждении Верховного попечителя. При направлении возражения Управляющий совет повторно рассматривает вопрос с учетом возражения и уведомляет Верховного попечителя о принятом решении в том же порядке.</w:t>
+      </w:r>
+    </w:p>
+    <w:p>
+      <w:pPr>
+        <w:spacing w:after="160"/>
+        <w:ind w:firstLine="567"/>
+      </w:pPr>
+      <w:r>
+        <w:t>3.12. На период временного отсутствия Верховный попечитель вправе письменно поручить рассмотрение вопросов, указанных в пунктах 3.10 и 3.11, одному из Попечителей. При вакансии должности Верховного попечителя материалы и уведомления, указанные в пунктах 3.10 и 3.11, направляются Попечительскому совету, а при отсутствии Попечителей – Учредителю; сроки и последствия их нерассмотрения определяются пунктами 3.10 и 3.11.</w:t>
       </w:r>
     </w:p>
     <w:p>
@@ -923,7 +970,13 @@
         <w:ind w:firstLine="567"/>
       </w:pPr>
       <w:r>
-        <w:t>4.1. Любой член Попечительского совета вправе созвать заседание. Заседание не может состояться, если на нем не присутствует кворум в размере 2/3 членов Попечительского совета (в случае, если члены Попечительского совета еще не назначены, — единолично Верховным попечителем).</w:t>
+        <w:t xml:space="preserve">4.1. Любой член Попечительского совета вправе созвать заседание. Заседание не может состояться, если на нем не присутствует кворум в размере 2/3 членов Попечительского совета (в случае, если члены Попечительского совета еще не назначены, </w:t>
+      </w:r>
+      <w:r>
+        <w:t>–</w:t>
+      </w:r>
+      <w:r>
+        <w:t xml:space="preserve"> единолично Верховным попечителем).</w:t>
       </w:r>
     </w:p>
     <w:p>
@@ -1001,16 +1054,28 @@
         <w:ind w:firstLine="567"/>
       </w:pPr>
       <w:r>
-        <w:t>а) Верховный попечитель — на срок «6» лет с даты назначения и письменного согласия;</w:t>
-      </w:r>
-    </w:p>
-    <w:p>
-      <w:pPr>
-        <w:spacing w:after="160"/>
-        <w:ind w:firstLine="567"/>
-      </w:pPr>
-      <w:r>
-        <w:t>б) Попечитель — на срок «3» года с даты назначения и письменного согласия.</w:t>
+        <w:t xml:space="preserve">а) Верховный попечитель </w:t>
+      </w:r>
+      <w:r>
+        <w:t>–</w:t>
+      </w:r>
+      <w:r>
+        <w:t xml:space="preserve"> на срок «6» лет с даты назначения и письменного согласия;</w:t>
+      </w:r>
+    </w:p>
+    <w:p>
+      <w:pPr>
+        <w:spacing w:after="160"/>
+        <w:ind w:firstLine="567"/>
+      </w:pPr>
+      <w:r>
+        <w:t xml:space="preserve">б) Попечитель </w:t>
+      </w:r>
+      <w:r>
+        <w:t>–</w:t>
+      </w:r>
+      <w:r>
+        <w:t xml:space="preserve"> на срок «3» года с даты назначения и письменного согласия.</w:t>
       </w:r>
     </w:p>
     <w:p>
@@ -1046,7 +1111,19 @@
         <w:ind w:firstLine="567"/>
       </w:pPr>
       <w:r>
-        <w:t>в) вследствие письменной отставки Верховного попечителя — путем направления уведомления Учредителю, Попечителя — путем направления уведомления Верховному попечителю, при условии, что замещающее лицо будет назначено на его место в Попечительском совете с даты такой отставки;</w:t>
+        <w:t xml:space="preserve">в) вследствие письменной отставки Верховного попечителя </w:t>
+      </w:r>
+      <w:r>
+        <w:t>–</w:t>
+      </w:r>
+      <w:r>
+        <w:t xml:space="preserve"> путем направления уведомления Учредителю, Попечителя </w:t>
+      </w:r>
+      <w:r>
+        <w:t>–</w:t>
+      </w:r>
+      <w:r>
+        <w:t xml:space="preserve"> путем направления уведомления Верховному попечителю, при условии, что замещающее лицо будет назначено на его место в Попечительском совете с даты такой отставки;</w:t>
       </w:r>
     </w:p>
     <w:p>
@@ -1073,7 +1150,13 @@
         <w:ind w:firstLine="567"/>
       </w:pPr>
       <w:r>
-        <w:t>5.3. Верховный попечитель может быть автоматически переназначен на новый срок при наличии письменного одобрения Учредителя, Попечитель — при наличии письменного одобрения Верховного попечителя.</w:t>
+        <w:t xml:space="preserve">5.3. Верховный попечитель может быть автоматически переназначен на новый срок при наличии письменного одобрения Учредителя, Попечитель </w:t>
+      </w:r>
+      <w:r>
+        <w:t>–</w:t>
+      </w:r>
+      <w:r>
+        <w:t xml:space="preserve"> при наличии письменного одобрения Верховного попечителя.</w:t>
       </w:r>
     </w:p>
     <w:p>
@@ -1100,7 +1183,7 @@
         <w:ind w:firstLine="567"/>
       </w:pPr>
       <w:r>
-        <w:t>5.6. Освобождение Верховного попечителя от полномочий не прекращает полномочий Попечителей. До назначения нового Верховного попечителя Попечительский совет действует коллегиально под председательством Попечителя, избранного его членами; исключительные полномочия Верховного попечителя, предусмотренные пунктом 3.5, не осуществляются.</w:t>
+        <w:t>5.6. Освобождение Верховного попечителя от полномочий не прекращает полномочий Попечителей. До назначения нового Верховного попечителя Попечительский совет действует коллегиально под председательством Попечителя, избранного его членами; исключительные полномочия Верховного попечителя, предусмотренные подпунктами а), е) и з) пункта 3.5, не осуществляются, по остальным вопросам применяется пункт 3.12.</w:t>
       </w:r>
     </w:p>
     <w:p>
@@ -1184,25 +1267,43 @@
         <w:ind w:firstLine="567"/>
       </w:pPr>
       <w:r>
-        <w:t>а) Председатель Управляющего совета в должности Главного исполнительного директора, Руководителя Проектного офиса — на срок «4» года с даты назначения и письменного согласия;</w:t>
-      </w:r>
-    </w:p>
-    <w:p>
-      <w:pPr>
-        <w:spacing w:after="160"/>
-        <w:ind w:firstLine="567"/>
-      </w:pPr>
-      <w:r>
-        <w:t>б) Член Совета в должности Заместителя Главного исполнительного директора — на срок «2» года с даты назначения и письменного согласия;</w:t>
-      </w:r>
-    </w:p>
-    <w:p>
-      <w:pPr>
-        <w:spacing w:after="160"/>
-        <w:ind w:firstLine="567"/>
-      </w:pPr>
-      <w:r>
-        <w:t>в) Член Совета в должности Заместителя Главного исполнительного директора по административным вопросам — на срок «2» года с даты назначения и письменного согласия.</w:t>
+        <w:t xml:space="preserve">а) Председатель Управляющего совета в должности Главного исполнительного директора, Руководителя Проектного офиса </w:t>
+      </w:r>
+      <w:r>
+        <w:t>–</w:t>
+      </w:r>
+      <w:r>
+        <w:t xml:space="preserve"> на срок «4» года с даты назначения и письменного согласия;</w:t>
+      </w:r>
+    </w:p>
+    <w:p>
+      <w:pPr>
+        <w:spacing w:after="160"/>
+        <w:ind w:firstLine="567"/>
+      </w:pPr>
+      <w:r>
+        <w:t xml:space="preserve">б) Член Совета в должности Заместителя Главного исполнительного директора </w:t>
+      </w:r>
+      <w:r>
+        <w:t>–</w:t>
+      </w:r>
+      <w:r>
+        <w:t xml:space="preserve"> на срок «2» года с даты назначения и письменного согласия;</w:t>
+      </w:r>
+    </w:p>
+    <w:p>
+      <w:pPr>
+        <w:spacing w:after="160"/>
+        <w:ind w:firstLine="567"/>
+      </w:pPr>
+      <w:r>
+        <w:t xml:space="preserve">в) Член Совета в должности Заместителя Главного исполнительного директора по административным вопросам </w:t>
+      </w:r>
+      <w:r>
+        <w:t>–</w:t>
+      </w:r>
+      <w:r>
+        <w:t xml:space="preserve"> на срок «2» года с даты назначения и письменного согласия.</w:t>
       </w:r>
     </w:p>
     <w:p>
@@ -1496,7 +1597,7 @@
         <w:ind w:firstLine="567"/>
       </w:pPr>
       <w:r>
-        <w:t>8.4. В соответствии с подпунктами (б) и (ж) раздела 3.5 Управляющий совет предлагает Верховному попечителю на утверждение бюджет Фонда, необходимый для его деятельности и достижения его целей, а также оклады членов Управляющего совета.</w:t>
+        <w:t>8.4. Управляющий совет утверждает бюджет Фонда, необходимый для его деятельности и достижения его целей, с учетом приоритетных направлений, определенных Попечительским советом, и уведомляет Верховного попечителя в порядке пункта 3.11. До вступления в силу бюджета Фонда на очередной финансовый год расходы осуществляются в пределах бюджета предыдущего года. Оклады членов Управляющего совета Управляющий совет предлагает Верховному попечителю на утверждение в соответствии с подпунктом (ж) раздела 3.5.</w:t>
       </w:r>
     </w:p>
     <w:p>
@@ -1523,22 +1624,7 @@
         <w:ind w:firstLine="567"/>
       </w:pPr>
       <w:r>
-        <w:t xml:space="preserve">8.7. Управляющий совет утверждает правила, порядки, инструкции и иные внутренние документы Фонда, за исключением стратегии развития Фонда, утверждаемой Верховным попечителем в соответствии с подпунктом (е) пункта 3.5, и </w:t>
-      </w:r>
-      <w:r>
-        <w:t>политик Фонда, утверждаемых Верховным попечителем / Попечительским советом в соответствии</w:t>
-      </w:r>
-      <w:r>
-        <w:t xml:space="preserve"> с подпунктом (д) пункта 3.2. Проекты политик Фонда и изменений в них вносятся Управляющим советом </w:t>
-      </w:r>
-      <w:r>
-        <w:t>на утверждение Верховному попечителю / Попечительскому совету.</w:t>
-      </w:r>
-      <w:r>
-        <w:t xml:space="preserve"> Политики Фонда, утвержденные Управляющим советом до вступления в силу настоящей редакции Положения, </w:t>
-      </w:r>
-      <w:r>
-        <w:t>действуют до их утверждения Верховным попечителем / Попечительским советом.</w:t>
+        <w:t>8.7. Управляющий совет утверждает политики, правила, порядки, инструкции и иные внутренние документы Фонда, за исключением стратегии развития Фонда, утверждаемой Верховным попечителем в соответствии с подпунктом (е) пункта 3.5. Об утверждении и изменении политик Фонда Управляющий совет уведомляет Верховного попечителя в порядке пункта 3.11.</w:t>
       </w:r>
     </w:p>
     <w:p>
@@ -1556,7 +1642,13 @@
         <w:ind w:firstLine="567"/>
       </w:pPr>
       <w:r>
-        <w:t>8.9. В период временного отсутствия Председателя Управляющего совета (отпуск, болезнь, командировка и иные случаи) его обязанности исполняет член Управляющего совета, назначенный приказом Председателя Управляющего совета, а при отсутствии такого приказа — Заместитель Главного исполнительного директора (подпункт б) пункта 6.1). Полномочия по распоряжению банковскими счетами и подписанию договоров осуществляются исполняющим обязанности на основании доверенности.</w:t>
+        <w:t xml:space="preserve">8.9. В период временного отсутствия Председателя Управляющего совета (отпуск, болезнь, командировка и иные случаи) его обязанности исполняет член Управляющего совета, назначенный приказом Председателя Управляющего совета, а при отсутствии такого приказа </w:t>
+      </w:r>
+      <w:r>
+        <w:t>–</w:t>
+      </w:r>
+      <w:r>
+        <w:t xml:space="preserve"> Заместитель Главного исполнительного директора (подпункт б) пункта 6.1). Полномочия по распоряжению банковскими счетами и подписанию договоров осуществляются исполняющим обязанности на основании доверенности.</w:t>
       </w:r>
     </w:p>
     <w:p>
@@ -1691,7 +1783,13 @@
         <w:ind w:firstLine="567"/>
       </w:pPr>
       <w:r>
-        <w:t>11.4. Председатель вправе объявить перерыв в заседании с согласия большинства голосов присутствующих на заседании. На возобновленном заседании не рассматриваются вопросы, помимо тех, которые могли быть рассмотрены на заседании, если бы перерыв не был объявлен. Уведомление о возобновленном заседании не требуется, за исключением случая, когда перерыв составляет четырнадцать дней или более, — в таком случае уведомление направляется не менее чем за семь дней с указанием времени и места возобновленного заседания и общего характера вопросов, подлежащих рассмотрению.</w:t>
+        <w:t xml:space="preserve">11.4. Председатель вправе объявить перерыв в заседании с согласия большинства голосов присутствующих на заседании. На возобновленном заседании не рассматриваются вопросы, помимо тех, которые могли быть рассмотрены на заседании, если бы перерыв не был объявлен. Уведомление о возобновленном заседании не требуется, за исключением случая, когда перерыв составляет четырнадцать дней или более, </w:t>
+      </w:r>
+      <w:r>
+        <w:t>–</w:t>
+      </w:r>
+      <w:r>
+        <w:t xml:space="preserve"> в таком случае уведомление направляется не менее чем за семь дней с указанием времени и места возобновленного заседания и общего характера вопросов, подлежащих рассмотрению.</w:t>
       </w:r>
     </w:p>
     <w:p>
@@ -1817,7 +1915,7 @@
         <w:ind w:firstLine="567"/>
       </w:pPr>
       <w:r>
-        <w:t>а) определять порядок применения и использования имущества Фонда; приобретение, распоряжение и использование основных средств Фонда стоимостью свыше размера, указанного в подпункте (а) пункта 3.2, осуществляется с одобрения Попечительского совета;</w:t>
+        <w:t>а) определять порядок применения и использования имущества Фонда; решения о приобретении, распоряжении и использовании основных средств Фонда стоимостью свыше восьмитысячекратного размера месячного расчетного показателя, установленного на соответствующий финансовый год, принимаются Управляющим советом с уведомлением Верховного попечителя в порядке пункта 3.11;</w:t>
       </w:r>
     </w:p>
     <w:p>
@@ -1835,7 +1933,7 @@
         <w:ind w:firstLine="567"/>
       </w:pPr>
       <w:r>
-        <w:t>Расходы на операционную деятельность Фонда, а также приобретение, распоряжение и использование основных средств стоимостью до размера, указанного в подпункте (а) пункта 3.2, в пределах утвержденного бюджета Фонда производятся по решению Председателя Управляющего совета без согласования с Верховным попечителем.</w:t>
+        <w:t>Расходы на операционную деятельность Фонда, а также приобретение, распоряжение и использование основных средств стоимостью до размера, указанного в подпункте а) настоящего пункта, в пределах утвержденного бюджета Фонда производятся по решению Председателя Управляющего совета без согласования с Верховным попечителем.</w:t>
       </w:r>
     </w:p>
     <w:p>
@@ -2072,7 +2170,13 @@
         <w:spacing w:after="160"/>
       </w:pPr>
       <w:r>
-        <w:t>1. Верховный попечитель — Е. Нысанбаев ____________________ (подпись)</w:t>
+        <w:t xml:space="preserve">1. Верховный попечитель </w:t>
+      </w:r>
+      <w:r>
+        <w:t>–</w:t>
+      </w:r>
+      <w:r>
+        <w:t xml:space="preserve"> Е. Нысанбаев ____________________ (подпись)</w:t>
       </w:r>
     </w:p>
     <w:p>
@@ -2140,23 +2244,41 @@
         <w:spacing w:after="160"/>
       </w:pPr>
       <w:r>
-        <w:t>1. Главный исполнительный директор, Руководитель Проектного офиса — Е. Н. Қаражан ____________________ (подпись)</w:t>
-      </w:r>
-    </w:p>
-    <w:p>
-      <w:pPr>
-        <w:spacing w:after="160"/>
-      </w:pPr>
-      <w:r>
-        <w:t>2. Заместитель Главного исполнительного директора — А. В. Кононец ____________________ (подпись)</w:t>
-      </w:r>
-    </w:p>
-    <w:p>
-      <w:pPr>
-        <w:spacing w:after="160"/>
-      </w:pPr>
-      <w:r>
-        <w:t>3. Заместитель Главного исполнительного директора по административным вопросам — М. Темирбеков ____________________ (подпись)</w:t>
+        <w:t xml:space="preserve">1. Главный исполнительный директор, Руководитель Проектного офиса </w:t>
+      </w:r>
+      <w:r>
+        <w:t>–</w:t>
+      </w:r>
+      <w:r>
+        <w:t xml:space="preserve"> Е. Н. Қаражан ____________________ (подпись)</w:t>
+      </w:r>
+    </w:p>
+    <w:p>
+      <w:pPr>
+        <w:spacing w:after="160"/>
+      </w:pPr>
+      <w:r>
+        <w:t xml:space="preserve">2. Заместитель Главного исполнительного директора </w:t>
+      </w:r>
+      <w:r>
+        <w:t>–</w:t>
+      </w:r>
+      <w:r>
+        <w:t xml:space="preserve"> А. В. Кононец ____________________ (подпись)</w:t>
+      </w:r>
+    </w:p>
+    <w:p>
+      <w:pPr>
+        <w:spacing w:after="160"/>
+      </w:pPr>
+      <w:r>
+        <w:t xml:space="preserve">3. Заместитель Главного исполнительного директора по административным вопросам </w:t>
+      </w:r>
+      <w:r>
+        <w:t>–</w:t>
+      </w:r>
+      <w:r>
+        <w:t xml:space="preserve"> М. Темирбеков ____________________ (подпись)</w:t>
       </w:r>
     </w:p>
     <w:sectPr>

--- a/Устав/_документы/Положение ЦАКФ — новая редакция.docx
+++ b/Устав/_документы/Положение ЦАКФ — новая редакция.docx
@@ -508,6 +508,7 @@
         <w:ind w:firstLine="567"/>
       </w:pPr>
       <w:r>
+        <w:lastRenderedPageBreak/>
         <w:t>20) «Основные средства» означает имущество Фонда, используемое в его деятельности более одного года и учитываемое в качестве основных средств в соответствии с Международными стандартами финансовой отчетности.</w:t>
       </w:r>
     </w:p>
@@ -688,6 +689,7 @@
         <w:ind w:firstLine="567"/>
       </w:pPr>
       <w:r>
+        <w:lastRenderedPageBreak/>
         <w:t>г) обязан действовать добросовестно, руководствуясь наилучшими интересами Фонда;</w:t>
       </w:r>
     </w:p>
@@ -895,6 +897,7 @@
         <w:ind w:firstLine="567"/>
       </w:pPr>
       <w:r>
+        <w:lastRenderedPageBreak/>
         <w:t xml:space="preserve">3.7. Оклады, вознаграждение и премии Верховного попечителя и Попечителей определяются коллегиально Попечительским советом и утверждаются на его заседании, а при отсутствии Попечителей </w:t>
       </w:r>
       <w:r>
@@ -1003,6 +1006,7 @@
         <w:ind w:firstLine="567"/>
       </w:pPr>
       <w:r>
+        <w:lastRenderedPageBreak/>
         <w:t>4.4. Члены Попечительского совета вправе единогласно отказаться от требования об уведомлении о каком-либо заседании.</w:t>
       </w:r>
     </w:p>
@@ -1207,6 +1211,7 @@
         <w:ind w:firstLine="567"/>
       </w:pPr>
       <w:r>
+        <w:lastRenderedPageBreak/>
         <w:t>6.1. В состав Управляющего совета должны входить как минимум:</w:t>
       </w:r>
     </w:p>
@@ -1216,16 +1221,25 @@
         <w:ind w:firstLine="567"/>
       </w:pPr>
       <w:r>
-        <w:t>а) Председатель Управляющего совета в должности Главного исполнительного директора, Руководителя Проектного офиса;</w:t>
-      </w:r>
-    </w:p>
-    <w:p>
-      <w:pPr>
-        <w:spacing w:after="160"/>
-        <w:ind w:firstLine="567"/>
-      </w:pPr>
-      <w:r>
-        <w:t>б) Член Управляющего совета в должности Заместителя Главного исполнительного директора;</w:t>
+        <w:t xml:space="preserve">а) Председатель Управляющего совета в должности </w:t>
+      </w:r>
+      <w:r>
+        <w:t>Главного исполнительного директора</w:t>
+      </w:r>
+      <w:r>
+        <w:t>;</w:t>
+      </w:r>
+    </w:p>
+    <w:p>
+      <w:pPr>
+        <w:spacing w:after="160"/>
+        <w:ind w:firstLine="567"/>
+      </w:pPr>
+      <w:r>
+        <w:t xml:space="preserve">б) Член Управляющего совета </w:t>
+      </w:r>
+      <w:r>
+        <w:t>в должности Заместителя Главного исполнительного директора по стратегии и проектам;</w:t>
       </w:r>
     </w:p>
     <w:p>
@@ -1267,7 +1281,13 @@
         <w:ind w:firstLine="567"/>
       </w:pPr>
       <w:r>
-        <w:t xml:space="preserve">а) Председатель Управляющего совета в должности Главного исполнительного директора, Руководителя Проектного офиса </w:t>
+        <w:t xml:space="preserve">а) Председатель Управляющего совета в должности </w:t>
+      </w:r>
+      <w:r>
+        <w:t>Главного исполнительного директора</w:t>
+      </w:r>
+      <w:r>
+        <w:t xml:space="preserve"> </w:t>
       </w:r>
       <w:r>
         <w:t>–</w:t>
@@ -1282,27 +1302,27 @@
         <w:ind w:firstLine="567"/>
       </w:pPr>
       <w:r>
-        <w:t xml:space="preserve">б) Член Совета в должности Заместителя Главного исполнительного директора </w:t>
+        <w:t xml:space="preserve">б) Член Совета </w:t>
+      </w:r>
+      <w:r>
+        <w:t>в должности Заместителя Главного исполнительного директора по стратегии и проектам – на срок</w:t>
+      </w:r>
+      <w:r>
+        <w:t xml:space="preserve"> «2» года с даты назначения и письменного согласия;</w:t>
+      </w:r>
+    </w:p>
+    <w:p>
+      <w:pPr>
+        <w:spacing w:after="160"/>
+        <w:ind w:firstLine="567"/>
+      </w:pPr>
+      <w:r>
+        <w:t xml:space="preserve">в) Член Совета в должности Заместителя Главного исполнительного директора по административным вопросам </w:t>
       </w:r>
       <w:r>
         <w:t>–</w:t>
       </w:r>
       <w:r>
-        <w:t xml:space="preserve"> на срок «2» года с даты назначения и письменного согласия;</w:t>
-      </w:r>
-    </w:p>
-    <w:p>
-      <w:pPr>
-        <w:spacing w:after="160"/>
-        <w:ind w:firstLine="567"/>
-      </w:pPr>
-      <w:r>
-        <w:t xml:space="preserve">в) Член Совета в должности Заместителя Главного исполнительного директора по административным вопросам </w:t>
-      </w:r>
-      <w:r>
-        <w:t>–</w:t>
-      </w:r>
-      <w:r>
         <w:t xml:space="preserve"> на срок «2» года с даты назначения и письменного согласия.</w:t>
       </w:r>
     </w:p>
@@ -1411,6 +1431,7 @@
         <w:ind w:firstLine="567"/>
       </w:pPr>
       <w:r>
+        <w:lastRenderedPageBreak/>
         <w:t>ж) вследствие наличия запрета, установленного Регламентом, на исполнение обязанностей члена Совета.</w:t>
       </w:r>
     </w:p>
@@ -1561,6 +1582,7 @@
         <w:ind w:left="867"/>
       </w:pPr>
       <w:r>
+        <w:lastRenderedPageBreak/>
         <w:t>(iv) подписывать трудовые договоры с Верховным попечителем и Попечителями Попечительского совета;</w:t>
       </w:r>
     </w:p>
@@ -1648,7 +1670,13 @@
         <w:t>–</w:t>
       </w:r>
       <w:r>
-        <w:t xml:space="preserve"> Заместитель Главного исполнительного директора (подпункт б) пункта 6.1). Полномочия по распоряжению банковскими счетами и подписанию договоров осуществляются исполняющим обязанности на основании доверенности.</w:t>
+        <w:t xml:space="preserve"> </w:t>
+      </w:r>
+      <w:r>
+        <w:t>Заместитель Главного исполнительного директора по стратегии и проектам (подпункт б) пункта 6.1)</w:t>
+      </w:r>
+      <w:r>
+        <w:t>. Полномочия по распоряжению банковскими счетами и подписанию договоров осуществляются исполняющим обязанности на основании доверенности.</w:t>
       </w:r>
     </w:p>
     <w:p>
@@ -1696,6 +1724,7 @@
         <w:ind w:firstLine="567"/>
       </w:pPr>
       <w:r>
+        <w:lastRenderedPageBreak/>
         <w:t>10.1. Любой член Управляющего совета вправе созвать заседание Совета.</w:t>
       </w:r>
     </w:p>
@@ -1858,6 +1887,7 @@
         <w:ind w:firstLine="567"/>
       </w:pPr>
       <w:r>
+        <w:lastRenderedPageBreak/>
         <w:t>б) всех решений, принятых на заседаниях Совета, и комитетов Совета, включая имена присутствовавших на каждом таком заседании членов Совета.</w:t>
       </w:r>
     </w:p>
@@ -2031,6 +2061,7 @@
     </w:p>
     <w:p>
       <w:r>
+        <w:lastRenderedPageBreak/>
         <w:br w:type="page"/>
       </w:r>
     </w:p>
@@ -2044,6 +2075,7 @@
           <w:b/>
           <w:bCs/>
         </w:rPr>
+        <w:lastRenderedPageBreak/>
         <w:t>Учредитель</w:t>
       </w:r>
       <w:r>
@@ -2244,7 +2276,13 @@
         <w:spacing w:after="160"/>
       </w:pPr>
       <w:r>
-        <w:t xml:space="preserve">1. Главный исполнительный директор, Руководитель Проектного офиса </w:t>
+        <w:t xml:space="preserve">1. </w:t>
+      </w:r>
+      <w:r>
+        <w:t>Главный исполнительный директор</w:t>
+      </w:r>
+      <w:r>
+        <w:t xml:space="preserve"> </w:t>
       </w:r>
       <w:r>
         <w:t>–</w:t>
@@ -2258,13 +2296,13 @@
         <w:spacing w:after="160"/>
       </w:pPr>
       <w:r>
-        <w:t xml:space="preserve">2. Заместитель Главного исполнительного директора </w:t>
-      </w:r>
-      <w:r>
-        <w:t>–</w:t>
-      </w:r>
-      <w:r>
-        <w:t xml:space="preserve"> А. В. Кононец ____________________ (подпись)</w:t>
+        <w:t xml:space="preserve">2. </w:t>
+      </w:r>
+      <w:r>
+        <w:t>Заместитель Главного исполнительного директора по стратегии и проектам – А. В. Кононец</w:t>
+      </w:r>
+      <w:r>
+        <w:t xml:space="preserve"> ____________________ (подпись)</w:t>
       </w:r>
     </w:p>
     <w:p>

--- a/Устав/_документы/Положение ЦАКФ — новая редакция.docx
+++ b/Устав/_документы/Положение ЦАКФ — новая редакция.docx
@@ -1887,7 +1887,6 @@
         <w:ind w:firstLine="567"/>
       </w:pPr>
       <w:r>
-        <w:lastRenderedPageBreak/>
         <w:t>б) всех решений, принятых на заседаниях Совета, и комитетов Совета, включая имена присутствовавших на каждом таком заседании членов Совета.</w:t>
       </w:r>
     </w:p>
@@ -2061,7 +2060,6 @@
     </w:p>
     <w:p>
       <w:r>
-        <w:lastRenderedPageBreak/>
         <w:br w:type="page"/>
       </w:r>
     </w:p>
@@ -2075,7 +2073,6 @@
           <w:b/>
           <w:bCs/>
         </w:rPr>
-        <w:lastRenderedPageBreak/>
         <w:t>Учредитель</w:t>
       </w:r>
       <w:r>
@@ -2134,7 +2131,13 @@
         <w:spacing w:after="160"/>
       </w:pPr>
       <w:r>
-        <w:t>1. Частная компания «Climate Action Company Limited» в лице директора Е. Н. Қаражана ____________________ (подпись)</w:t>
+        <w:t xml:space="preserve">1. Частная компания «Climate Action Company Limited» </w:t>
+      </w:r>
+      <w:r>
+        <w:t>в лице Директора, Главного исполнительного директора и Уполномоченного лица Е. Н. Қаражана</w:t>
+      </w:r>
+      <w:r>
+        <w:t xml:space="preserve"> ____________________ (подпись)</w:t>
       </w:r>
     </w:p>
     <w:p>

--- a/Устав/_документы/Положение ЦАКФ — новая редакция.docx
+++ b/Устав/_документы/Положение ЦАКФ — новая редакция.docx
@@ -1887,6 +1887,7 @@
         <w:ind w:firstLine="567"/>
       </w:pPr>
       <w:r>
+        <w:lastRenderedPageBreak/>
         <w:t>б) всех решений, принятых на заседаниях Совета, и комитетов Совета, включая имена присутствовавших на каждом таком заседании членов Совета.</w:t>
       </w:r>
     </w:p>
@@ -2060,6 +2061,7 @@
     </w:p>
     <w:p>
       <w:r>
+        <w:lastRenderedPageBreak/>
         <w:br w:type="page"/>
       </w:r>
     </w:p>
@@ -2073,6 +2075,7 @@
           <w:b/>
           <w:bCs/>
         </w:rPr>
+        <w:lastRenderedPageBreak/>
         <w:t>Учредитель</w:t>
       </w:r>
       <w:r>
@@ -2154,6 +2157,7 @@
           <w:b/>
           <w:bCs/>
         </w:rPr>
+        <w:lastRenderedPageBreak/>
         <w:t>Попечительский совет</w:t>
       </w:r>
       <w:r>
@@ -2228,6 +2232,7 @@
           <w:b/>
           <w:bCs/>
         </w:rPr>
+        <w:lastRenderedPageBreak/>
         <w:t>Управляющий совет</w:t>
       </w:r>
       <w:r>
@@ -2299,27 +2304,7 @@
         <w:spacing w:after="160"/>
       </w:pPr>
       <w:r>
-        <w:t xml:space="preserve">2. </w:t>
-      </w:r>
-      <w:r>
-        <w:t>Заместитель Главного исполнительного директора по стратегии и проектам – А. В. Кононец</w:t>
-      </w:r>
-      <w:r>
-        <w:t xml:space="preserve"> ____________________ (подпись)</w:t>
-      </w:r>
-    </w:p>
-    <w:p>
-      <w:pPr>
-        <w:spacing w:after="160"/>
-      </w:pPr>
-      <w:r>
-        <w:t xml:space="preserve">3. Заместитель Главного исполнительного директора по административным вопросам </w:t>
-      </w:r>
-      <w:r>
-        <w:t>–</w:t>
-      </w:r>
-      <w:r>
-        <w:t xml:space="preserve"> М. Темирбеков ____________________ (подпись)</w:t>
+        <w:t>2. Заместитель Главного исполнительного директора по административным вопросам – М. Темирбеков ____________________ (подпись)</w:t>
       </w:r>
     </w:p>
     <w:sectPr>

--- a/Устав/_документы/Положение ЦАКФ — новая редакция.docx
+++ b/Устав/_документы/Положение ЦАКФ — новая редакция.docx
@@ -1239,7 +1239,13 @@
         <w:t xml:space="preserve">б) Член Управляющего совета </w:t>
       </w:r>
       <w:r>
-        <w:t>в должности Заместителя Главного исполнительного директора по стратегии и проектам;</w:t>
+        <w:t xml:space="preserve">в должности </w:t>
+      </w:r>
+      <w:r>
+        <w:t>Заместителя Главного исполнительного директора</w:t>
+      </w:r>
+      <w:r>
+        <w:t>;</w:t>
       </w:r>
     </w:p>
     <w:p>
@@ -1305,7 +1311,13 @@
         <w:t xml:space="preserve">б) Член Совета </w:t>
       </w:r>
       <w:r>
-        <w:t>в должности Заместителя Главного исполнительного директора по стратегии и проектам – на срок</w:t>
+        <w:t xml:space="preserve">в должности </w:t>
+      </w:r>
+      <w:r>
+        <w:t>Заместителя Главного исполнительного директора</w:t>
+      </w:r>
+      <w:r>
+        <w:t xml:space="preserve"> – на срок</w:t>
       </w:r>
       <w:r>
         <w:t xml:space="preserve"> «2» года с даты назначения и письменного согласия;</w:t>
@@ -1673,7 +1685,10 @@
         <w:t xml:space="preserve"> </w:t>
       </w:r>
       <w:r>
-        <w:t>Заместитель Главного исполнительного директора по стратегии и проектам (подпункт б) пункта 6.1)</w:t>
+        <w:t>Заместитель Главного исполнительного директора</w:t>
+      </w:r>
+      <w:r>
+        <w:t xml:space="preserve"> (подпункт б) пункта 6.1)</w:t>
       </w:r>
       <w:r>
         <w:t>. Полномочия по распоряжению банковскими счетами и подписанию договоров осуществляются исполняющим обязанности на основании доверенности.</w:t>

--- a/Устав/_документы/Положение ЦАКФ — новая редакция.docx
+++ b/Устав/_документы/Положение ЦАКФ — новая редакция.docx
@@ -870,7 +870,7 @@
         <w:ind w:firstLine="567"/>
       </w:pPr>
       <w:r>
-        <w:t>ж) определять оклады и условия вознаграждения и премирования членов Управляющего совета по предложению Управляющего совета;</w:t>
+        <w:t>ж) определять оклады членов Управляющего совета и условия их вознаграждения и премирования (критерии и предельные размеры премий) по предложению Управляющего совета;</w:t>
       </w:r>
     </w:p>
     <w:p>
@@ -1212,49 +1212,7 @@
       </w:pPr>
       <w:r>
         <w:lastRenderedPageBreak/>
-        <w:t>6.1. В состав Управляющего совета должны входить как минимум:</w:t>
-      </w:r>
-    </w:p>
-    <w:p>
-      <w:pPr>
-        <w:spacing w:after="160"/>
-        <w:ind w:firstLine="567"/>
-      </w:pPr>
-      <w:r>
-        <w:t xml:space="preserve">а) Председатель Управляющего совета в должности </w:t>
-      </w:r>
-      <w:r>
-        <w:t>Главного исполнительного директора</w:t>
-      </w:r>
-      <w:r>
-        <w:t>;</w:t>
-      </w:r>
-    </w:p>
-    <w:p>
-      <w:pPr>
-        <w:spacing w:after="160"/>
-        <w:ind w:firstLine="567"/>
-      </w:pPr>
-      <w:r>
-        <w:t xml:space="preserve">б) Член Управляющего совета </w:t>
-      </w:r>
-      <w:r>
-        <w:t xml:space="preserve">в должности </w:t>
-      </w:r>
-      <w:r>
-        <w:t>Заместителя Главного исполнительного директора</w:t>
-      </w:r>
-      <w:r>
-        <w:t>;</w:t>
-      </w:r>
-    </w:p>
-    <w:p>
-      <w:pPr>
-        <w:spacing w:after="160"/>
-        <w:ind w:firstLine="567"/>
-      </w:pPr>
-      <w:r>
-        <w:t>в) Член Управляющего совета в должности Заместителя Главного исполнительного директора по административным вопросам.</w:t>
+        <w:t>6.1. Управляющий совет состоит не менее чем из двух членов: Председателя Управляющего совета в должности Главного исполнительного директора и членов Управляющего совета в должности Заместителей Главного исполнительного директора. Вакантная должность Заместителя Главного исполнительного директора не препятствует деятельности Управляющего совета при наличии в его составе не менее двух членов.</w:t>
       </w:r>
     </w:p>
     <w:p>
@@ -1308,34 +1266,7 @@
         <w:ind w:firstLine="567"/>
       </w:pPr>
       <w:r>
-        <w:t xml:space="preserve">б) Член Совета </w:t>
-      </w:r>
-      <w:r>
-        <w:t xml:space="preserve">в должности </w:t>
-      </w:r>
-      <w:r>
-        <w:t>Заместителя Главного исполнительного директора</w:t>
-      </w:r>
-      <w:r>
-        <w:t xml:space="preserve"> – на срок</w:t>
-      </w:r>
-      <w:r>
-        <w:t xml:space="preserve"> «2» года с даты назначения и письменного согласия;</w:t>
-      </w:r>
-    </w:p>
-    <w:p>
-      <w:pPr>
-        <w:spacing w:after="160"/>
-        <w:ind w:firstLine="567"/>
-      </w:pPr>
-      <w:r>
-        <w:t xml:space="preserve">в) Член Совета в должности Заместителя Главного исполнительного директора по административным вопросам </w:t>
-      </w:r>
-      <w:r>
-        <w:t>–</w:t>
-      </w:r>
-      <w:r>
-        <w:t xml:space="preserve"> на срок «2» года с даты назначения и письменного согласия.</w:t>
+        <w:t>б) Члены Совета в должности Заместителей Главного исполнительного директора – на срок «2» года с даты назначения и письменного согласия.</w:t>
       </w:r>
     </w:p>
     <w:p>
@@ -1425,7 +1356,10 @@
         <w:ind w:firstLine="567"/>
       </w:pPr>
       <w:r>
-        <w:t>д) вследствие отставки члена Совета путем направления уведомления Верховному попечителю или Председателю Управляющего совета при условии, что замещающий член Совета будет назначен на его место в Управляющем совете с даты такой отставки;</w:t>
+        <w:t>д) вследствие отставки члена Совета путем направления уведомления Верховному попечителю или Председателю Управляющего совета</w:t>
+      </w:r>
+      <w:r>
+        <w:t>;</w:t>
       </w:r>
     </w:p>
     <w:p>
@@ -1458,6 +1392,15 @@
     </w:p>
     <w:p>
       <w:pPr>
+        <w:spacing w:after="160"/>
+        <w:ind w:firstLine="567"/>
+      </w:pPr>
+      <w:r>
+        <w:t>7.8. Если число членов Управляющего совета становится менее двух, Председатель Управляющего совета (при его отсутствии – оставшийся член Совета) в течение 30 (тридцати) дней вносит Верховному попечителю предложение о назначении нового члена Управляющего совета.</w:t>
+      </w:r>
+    </w:p>
+    <w:p>
+      <w:pPr>
         <w:spacing w:before="200" w:after="200"/>
         <w:jc w:val="center"/>
       </w:pPr>
@@ -1715,7 +1658,13 @@
         <w:ind w:firstLine="567"/>
       </w:pPr>
       <w:r>
-        <w:t>Члены Управляющего совета получают оклады и вознаграждение с одобрения Верховного попечителя в соответствии с подпунктом (ж) раздела 3.5, за исключением случая, предусмотренного разделом 7.2, оформленного в письменном виде соответствующим решением. Вознаграждение членов Попечительского совета определяется в соответствии с пунктами 3.7 и 3.8. Членам Попечительского и Управляющего советов возмещаются все расходы, понесенные в связи с исполнением своих обязанностей.</w:t>
+        <w:t xml:space="preserve">Члены Управляющего совета получают оклады и вознаграждение с одобрения Верховного попечителя в соответствии с подпунктом (ж) раздела 3.5, за исключением случая, предусмотренного разделом 7.2, </w:t>
+      </w:r>
+      <w:r>
+        <w:t>оформленного в письменном виде соответствующим решением. Премии Заместителям Главного исполнительного директора – членам Управляющего совета назначаются приказом Председателя Управляющего совета в пределах условий премирования, утвержденных Верховным попечителем, и утвержденного бюджета Фонда; премии Председателю Управляющего совета назначаются Верховным попечителем. Вознаграждение членов Попечительского совета</w:t>
+      </w:r>
+      <w:r>
+        <w:t xml:space="preserve"> определяется в соответствии с пунктами 3.7 и 3.8. Членам Попечительского и Управляющего советов возмещаются все расходы, понесенные в связи с исполнением своих обязанностей.</w:t>
       </w:r>
     </w:p>
     <w:p>
@@ -1739,16 +1688,16 @@
         <w:ind w:firstLine="567"/>
       </w:pPr>
       <w:r>
+        <w:t>10.1. Любой член Управляющего совета вправе созвать заседание Совета.</w:t>
+      </w:r>
+    </w:p>
+    <w:p>
+      <w:pPr>
+        <w:spacing w:after="160"/>
+        <w:ind w:firstLine="567"/>
+      </w:pPr>
+      <w:r>
         <w:lastRenderedPageBreak/>
-        <w:t>10.1. Любой член Управляющего совета вправе созвать заседание Совета.</w:t>
-      </w:r>
-    </w:p>
-    <w:p>
-      <w:pPr>
-        <w:spacing w:after="160"/>
-        <w:ind w:firstLine="567"/>
-      </w:pPr>
-      <w:r>
         <w:t>10.2. С учетом Регламента о заседании Совета все члены Совета должны быть уведомлены не менее чем за 14 дней.</w:t>
       </w:r>
     </w:p>
@@ -1969,7 +1918,7 @@
         <w:ind w:firstLine="567"/>
       </w:pPr>
       <w:r>
-        <w:t>б) с одобрения Верховного попечителя определять, распределяется ли чистый доход от Средств Фонда ежегодно в целях достижения целей и функций Фонда, включая премии членам Управляющего совета.</w:t>
+        <w:t>б) с одобрения Верховного попечителя определять, распределяется ли чистый доход от Средств Фонда ежегодно в целях достижения целей и функций Фонда.</w:t>
       </w:r>
     </w:p>
     <w:p>
